--- a/downloads/liberest-newsletter-resignation-agency-2026-09-15.docx
+++ b/downloads/liberest-newsletter-resignation-agency-2026-09-15.docx
@@ -77,7 +77,7 @@
             </w:pPr>
             <w:r>
               <w:rPr>
-                <w:rFonts w:ascii="BIZ UDゴシック" w:hAnsi="BIZ UDゴシック" w:eastAsia="BIZ UDゴシック" w:cs="BIZ UDゴシック"/>
+                <w:rFonts w:ascii="BIZ UDPゴシック" w:hAnsi="BIZ UDPゴシック" w:eastAsia="BIZ UDPゴシック" w:cs="BIZ UDPゴシック"/>
                 <w:b/>
                 <w:color w:val="1F5C56"/>
                 <w:sz w:val="32"/>
@@ -91,7 +91,7 @@
             </w:pPr>
             <w:r>
               <w:rPr>
-                <w:rFonts w:ascii="BIZ UDゴシック" w:hAnsi="BIZ UDゴシック" w:eastAsia="BIZ UDゴシック" w:cs="BIZ UDゴシック"/>
+                <w:rFonts w:ascii="BIZ UDPゴシック" w:hAnsi="BIZ UDPゴシック" w:eastAsia="BIZ UDPゴシック" w:cs="BIZ UDPゴシック"/>
                 <w:b w:val="0"/>
                 <w:color w:val="8C7F76"/>
                 <w:sz w:val="18"/>
@@ -111,7 +111,7 @@
             </w:pPr>
             <w:r>
               <w:rPr>
-                <w:rFonts w:ascii="BIZ UDゴシック" w:hAnsi="BIZ UDゴシック" w:eastAsia="BIZ UDゴシック" w:cs="BIZ UDゴシック"/>
+                <w:rFonts w:ascii="BIZ UDPゴシック" w:hAnsi="BIZ UDPゴシック" w:eastAsia="BIZ UDPゴシック" w:cs="BIZ UDPゴシック"/>
                 <w:b/>
                 <w:color w:val="B9791F"/>
                 <w:sz w:val="22"/>
@@ -126,7 +126,7 @@
             </w:pPr>
             <w:r>
               <w:rPr>
-                <w:rFonts w:ascii="BIZ UDゴシック" w:hAnsi="BIZ UDゴシック" w:eastAsia="BIZ UDゴシック" w:cs="BIZ UDゴシック"/>
+                <w:rFonts w:ascii="BIZ UDPゴシック" w:hAnsi="BIZ UDPゴシック" w:eastAsia="BIZ UDPゴシック" w:cs="BIZ UDPゴシック"/>
                 <w:b w:val="0"/>
                 <w:color w:val="8C7F76"/>
                 <w:sz w:val="18"/>
@@ -141,7 +141,7 @@
             </w:pPr>
             <w:r>
               <w:rPr>
-                <w:rFonts w:ascii="BIZ UDゴシック" w:hAnsi="BIZ UDゴシック" w:eastAsia="BIZ UDゴシック" w:cs="BIZ UDゴシック"/>
+                <w:rFonts w:ascii="BIZ UDPゴシック" w:hAnsi="BIZ UDPゴシック" w:eastAsia="BIZ UDPゴシック" w:cs="BIZ UDPゴシック"/>
                 <w:b w:val="0"/>
                 <w:color w:val="8C7F76"/>
                 <w:sz w:val="18"/>
@@ -158,7 +158,7 @@
       </w:pPr>
       <w:r>
         <w:rPr>
-          <w:rFonts w:ascii="BIZ UDゴシック" w:hAnsi="BIZ UDゴシック" w:eastAsia="BIZ UDゴシック" w:cs="BIZ UDゴシック"/>
+          <w:rFonts w:ascii="BIZ UDPゴシック" w:hAnsi="BIZ UDPゴシック" w:eastAsia="BIZ UDPゴシック" w:cs="BIZ UDPゴシック"/>
           <w:b w:val="0"/>
           <w:color w:val="4A3F38"/>
           <w:sz w:val="12"/>
@@ -171,7 +171,7 @@
       </w:pPr>
       <w:r>
         <w:rPr>
-          <w:rFonts w:ascii="BIZ UDゴシック" w:hAnsi="BIZ UDゴシック" w:eastAsia="BIZ UDゴシック" w:cs="BIZ UDゴシック"/>
+          <w:rFonts w:ascii="BIZ UDPゴシック" w:hAnsi="BIZ UDPゴシック" w:eastAsia="BIZ UDPゴシック" w:cs="BIZ UDPゴシック"/>
           <w:b/>
           <w:color w:val="1F5C56"/>
           <w:sz w:val="34"/>
@@ -215,7 +215,7 @@
             </w:pPr>
             <w:r>
               <w:rPr>
-                <w:rFonts w:ascii="BIZ UDゴシック" w:hAnsi="BIZ UDゴシック" w:eastAsia="BIZ UDゴシック" w:cs="BIZ UDゴシック"/>
+                <w:rFonts w:ascii="BIZ UDPゴシック" w:hAnsi="BIZ UDPゴシック" w:eastAsia="BIZ UDPゴシック" w:cs="BIZ UDPゴシック"/>
                 <w:b/>
                 <w:color w:val="1F5C56"/>
                 <w:sz w:val="21"/>
@@ -229,7 +229,7 @@
             </w:pPr>
             <w:r>
               <w:rPr>
-                <w:rFonts w:ascii="BIZ UDゴシック" w:hAnsi="BIZ UDゴシック" w:eastAsia="BIZ UDゴシック" w:cs="BIZ UDゴシック"/>
+                <w:rFonts w:ascii="BIZ UDPゴシック" w:hAnsi="BIZ UDPゴシック" w:eastAsia="BIZ UDPゴシック" w:cs="BIZ UDPゴシック"/>
                 <w:b/>
                 <w:color w:val="1F5C56"/>
                 <w:sz w:val="21"/>
@@ -243,7 +243,7 @@
             </w:pPr>
             <w:r>
               <w:rPr>
-                <w:rFonts w:ascii="BIZ UDゴシック" w:hAnsi="BIZ UDゴシック" w:eastAsia="BIZ UDゴシック" w:cs="BIZ UDゴシック"/>
+                <w:rFonts w:ascii="BIZ UDPゴシック" w:hAnsi="BIZ UDPゴシック" w:eastAsia="BIZ UDPゴシック" w:cs="BIZ UDPゴシック"/>
                 <w:b/>
                 <w:color w:val="1F5C56"/>
                 <w:sz w:val="21"/>
@@ -260,7 +260,7 @@
       </w:pPr>
       <w:r>
         <w:rPr>
-          <w:rFonts w:ascii="BIZ UDゴシック" w:hAnsi="BIZ UDゴシック" w:eastAsia="BIZ UDゴシック" w:cs="BIZ UDゴシック"/>
+          <w:rFonts w:ascii="BIZ UDPゴシック" w:hAnsi="BIZ UDPゴシック" w:eastAsia="BIZ UDPゴシック" w:cs="BIZ UDPゴシック"/>
           <w:b w:val="0"/>
           <w:color w:val="4A3F38"/>
           <w:sz w:val="12"/>
@@ -276,7 +276,7 @@
       </w:pPr>
       <w:r>
         <w:rPr>
-          <w:rFonts w:ascii="BIZ UDゴシック" w:hAnsi="BIZ UDゴシック" w:eastAsia="BIZ UDゴシック" w:cs="BIZ UDゴシック"/>
+          <w:rFonts w:ascii="BIZ UDPゴシック" w:hAnsi="BIZ UDPゴシック" w:eastAsia="BIZ UDPゴシック" w:cs="BIZ UDPゴシック"/>
           <w:b/>
           <w:color w:val="B9791F"/>
           <w:sz w:val="22"/>
@@ -285,7 +285,7 @@
       </w:r>
       <w:r>
         <w:rPr>
-          <w:rFonts w:ascii="BIZ UDゴシック" w:hAnsi="BIZ UDゴシック" w:eastAsia="BIZ UDゴシック" w:cs="BIZ UDゴシック"/>
+          <w:rFonts w:ascii="BIZ UDPゴシック" w:hAnsi="BIZ UDPゴシック" w:eastAsia="BIZ UDPゴシック" w:cs="BIZ UDPゴシック"/>
           <w:b/>
           <w:color w:val="1F5C56"/>
           <w:sz w:val="24"/>
@@ -300,7 +300,7 @@
       </w:pPr>
       <w:r>
         <w:rPr>
-          <w:rFonts w:ascii="BIZ UDゴシック" w:hAnsi="BIZ UDゴシック" w:eastAsia="BIZ UDゴシック" w:cs="BIZ UDゴシック"/>
+          <w:rFonts w:ascii="BIZ UDPゴシック" w:hAnsi="BIZ UDPゴシック" w:eastAsia="BIZ UDPゴシック" w:cs="BIZ UDPゴシック"/>
           <w:b w:val="0"/>
           <w:color w:val="4A3F38"/>
           <w:sz w:val="21"/>
@@ -315,7 +315,7 @@
       </w:pPr>
       <w:r>
         <w:rPr>
-          <w:rFonts w:ascii="BIZ UDゴシック" w:hAnsi="BIZ UDゴシック" w:eastAsia="BIZ UDゴシック" w:cs="BIZ UDゴシック"/>
+          <w:rFonts w:ascii="BIZ UDPゴシック" w:hAnsi="BIZ UDPゴシック" w:eastAsia="BIZ UDPゴシック" w:cs="BIZ UDPゴシック"/>
           <w:b w:val="0"/>
           <w:color w:val="4A3F38"/>
           <w:sz w:val="21"/>
@@ -324,7 +324,7 @@
       </w:r>
       <w:r>
         <w:rPr>
-          <w:rFonts w:ascii="BIZ UDゴシック" w:hAnsi="BIZ UDゴシック" w:eastAsia="BIZ UDゴシック" w:cs="BIZ UDゴシック"/>
+          <w:rFonts w:ascii="BIZ UDPゴシック" w:hAnsi="BIZ UDPゴシック" w:eastAsia="BIZ UDPゴシック" w:cs="BIZ UDPゴシック"/>
           <w:b/>
           <w:color w:val="B9791F"/>
           <w:sz w:val="21"/>
@@ -341,7 +341,7 @@
       </w:pPr>
       <w:r>
         <w:rPr>
-          <w:rFonts w:ascii="BIZ UDゴシック" w:hAnsi="BIZ UDゴシック" w:eastAsia="BIZ UDゴシック" w:cs="BIZ UDゴシック"/>
+          <w:rFonts w:ascii="BIZ UDPゴシック" w:hAnsi="BIZ UDPゴシック" w:eastAsia="BIZ UDPゴシック" w:cs="BIZ UDPゴシック"/>
           <w:b/>
           <w:color w:val="B9791F"/>
           <w:sz w:val="22"/>
@@ -350,7 +350,7 @@
       </w:r>
       <w:r>
         <w:rPr>
-          <w:rFonts w:ascii="BIZ UDゴシック" w:hAnsi="BIZ UDゴシック" w:eastAsia="BIZ UDゴシック" w:cs="BIZ UDゴシック"/>
+          <w:rFonts w:ascii="BIZ UDPゴシック" w:hAnsi="BIZ UDPゴシック" w:eastAsia="BIZ UDPゴシック" w:cs="BIZ UDPゴシック"/>
           <w:b/>
           <w:color w:val="1F5C56"/>
           <w:sz w:val="24"/>
@@ -365,7 +365,7 @@
       </w:pPr>
       <w:r>
         <w:rPr>
-          <w:rFonts w:ascii="BIZ UDゴシック" w:hAnsi="BIZ UDゴシック" w:eastAsia="BIZ UDゴシック" w:cs="BIZ UDゴシック"/>
+          <w:rFonts w:ascii="BIZ UDPゴシック" w:hAnsi="BIZ UDPゴシック" w:eastAsia="BIZ UDPゴシック" w:cs="BIZ UDPゴシック"/>
           <w:b/>
           <w:color w:val="B9791F"/>
           <w:sz w:val="21"/>
@@ -374,7 +374,7 @@
       </w:r>
       <w:r>
         <w:rPr>
-          <w:rFonts w:ascii="BIZ UDゴシック" w:hAnsi="BIZ UDゴシック" w:eastAsia="BIZ UDゴシック" w:cs="BIZ UDゴシック"/>
+          <w:rFonts w:ascii="BIZ UDPゴシック" w:hAnsi="BIZ UDPゴシック" w:eastAsia="BIZ UDPゴシック" w:cs="BIZ UDPゴシック"/>
           <w:b w:val="0"/>
           <w:color w:val="4A3F38"/>
           <w:sz w:val="21"/>
@@ -389,7 +389,7 @@
       </w:pPr>
       <w:r>
         <w:rPr>
-          <w:rFonts w:ascii="BIZ UDゴシック" w:hAnsi="BIZ UDゴシック" w:eastAsia="BIZ UDゴシック" w:cs="BIZ UDゴシック"/>
+          <w:rFonts w:ascii="BIZ UDPゴシック" w:hAnsi="BIZ UDPゴシック" w:eastAsia="BIZ UDPゴシック" w:cs="BIZ UDPゴシック"/>
           <w:b/>
           <w:color w:val="B9791F"/>
           <w:sz w:val="21"/>
@@ -398,7 +398,7 @@
       </w:r>
       <w:r>
         <w:rPr>
-          <w:rFonts w:ascii="BIZ UDゴシック" w:hAnsi="BIZ UDゴシック" w:eastAsia="BIZ UDゴシック" w:cs="BIZ UDゴシック"/>
+          <w:rFonts w:ascii="BIZ UDPゴシック" w:hAnsi="BIZ UDPゴシック" w:eastAsia="BIZ UDPゴシック" w:cs="BIZ UDPゴシック"/>
           <w:b w:val="0"/>
           <w:color w:val="4A3F38"/>
           <w:sz w:val="21"/>
@@ -413,7 +413,7 @@
       </w:pPr>
       <w:r>
         <w:rPr>
-          <w:rFonts w:ascii="BIZ UDゴシック" w:hAnsi="BIZ UDゴシック" w:eastAsia="BIZ UDゴシック" w:cs="BIZ UDゴシック"/>
+          <w:rFonts w:ascii="BIZ UDPゴシック" w:hAnsi="BIZ UDPゴシック" w:eastAsia="BIZ UDPゴシック" w:cs="BIZ UDPゴシック"/>
           <w:b/>
           <w:color w:val="B9791F"/>
           <w:sz w:val="21"/>
@@ -428,7 +428,7 @@
       </w:pPr>
       <w:r>
         <w:rPr>
-          <w:rFonts w:ascii="BIZ UDゴシック" w:hAnsi="BIZ UDゴシック" w:eastAsia="BIZ UDゴシック" w:cs="BIZ UDゴシック"/>
+          <w:rFonts w:ascii="BIZ UDPゴシック" w:hAnsi="BIZ UDPゴシック" w:eastAsia="BIZ UDPゴシック" w:cs="BIZ UDPゴシック"/>
           <w:b w:val="0"/>
           <w:color w:val="4A3F38"/>
           <w:sz w:val="21"/>
@@ -437,7 +437,7 @@
       </w:r>
       <w:r>
         <w:rPr>
-          <w:rFonts w:ascii="BIZ UDゴシック" w:hAnsi="BIZ UDゴシック" w:eastAsia="BIZ UDゴシック" w:cs="BIZ UDゴシック"/>
+          <w:rFonts w:ascii="BIZ UDPゴシック" w:hAnsi="BIZ UDPゴシック" w:eastAsia="BIZ UDPゴシック" w:cs="BIZ UDPゴシック"/>
           <w:b/>
           <w:color w:val="B9791F"/>
           <w:sz w:val="21"/>
@@ -446,7 +446,7 @@
       </w:r>
       <w:r>
         <w:rPr>
-          <w:rFonts w:ascii="BIZ UDゴシック" w:hAnsi="BIZ UDゴシック" w:eastAsia="BIZ UDゴシック" w:cs="BIZ UDゴシック"/>
+          <w:rFonts w:ascii="BIZ UDPゴシック" w:hAnsi="BIZ UDPゴシック" w:eastAsia="BIZ UDPゴシック" w:cs="BIZ UDPゴシック"/>
           <w:b w:val="0"/>
           <w:color w:val="4A3F38"/>
           <w:sz w:val="21"/>
@@ -455,7 +455,7 @@
       </w:r>
       <w:r>
         <w:rPr>
-          <w:rFonts w:ascii="BIZ UDゴシック" w:hAnsi="BIZ UDゴシック" w:eastAsia="BIZ UDゴシック" w:cs="BIZ UDゴシック"/>
+          <w:rFonts w:ascii="BIZ UDPゴシック" w:hAnsi="BIZ UDPゴシック" w:eastAsia="BIZ UDPゴシック" w:cs="BIZ UDPゴシック"/>
           <w:b/>
           <w:color w:val="B9791F"/>
           <w:sz w:val="21"/>
@@ -464,7 +464,7 @@
       </w:r>
       <w:r>
         <w:rPr>
-          <w:rFonts w:ascii="BIZ UDゴシック" w:hAnsi="BIZ UDゴシック" w:eastAsia="BIZ UDゴシック" w:cs="BIZ UDゴシック"/>
+          <w:rFonts w:ascii="BIZ UDPゴシック" w:hAnsi="BIZ UDPゴシック" w:eastAsia="BIZ UDPゴシック" w:cs="BIZ UDPゴシック"/>
           <w:b w:val="0"/>
           <w:color w:val="4A3F38"/>
           <w:sz w:val="21"/>
@@ -479,7 +479,7 @@
       </w:pPr>
       <w:r>
         <w:rPr>
-          <w:rFonts w:ascii="BIZ UDゴシック" w:hAnsi="BIZ UDゴシック" w:eastAsia="BIZ UDゴシック" w:cs="BIZ UDゴシック"/>
+          <w:rFonts w:ascii="BIZ UDPゴシック" w:hAnsi="BIZ UDPゴシック" w:eastAsia="BIZ UDPゴシック" w:cs="BIZ UDPゴシック"/>
           <w:b w:val="0"/>
           <w:color w:val="4A3F38"/>
           <w:sz w:val="21"/>
@@ -488,7 +488,7 @@
       </w:r>
       <w:r>
         <w:rPr>
-          <w:rFonts w:ascii="BIZ UDゴシック" w:hAnsi="BIZ UDゴシック" w:eastAsia="BIZ UDゴシック" w:cs="BIZ UDゴシック"/>
+          <w:rFonts w:ascii="BIZ UDPゴシック" w:hAnsi="BIZ UDPゴシック" w:eastAsia="BIZ UDPゴシック" w:cs="BIZ UDPゴシック"/>
           <w:b/>
           <w:color w:val="B9791F"/>
           <w:sz w:val="21"/>
@@ -497,7 +497,7 @@
       </w:r>
       <w:r>
         <w:rPr>
-          <w:rFonts w:ascii="BIZ UDゴシック" w:hAnsi="BIZ UDゴシック" w:eastAsia="BIZ UDゴシック" w:cs="BIZ UDゴシック"/>
+          <w:rFonts w:ascii="BIZ UDPゴシック" w:hAnsi="BIZ UDPゴシック" w:eastAsia="BIZ UDPゴシック" w:cs="BIZ UDPゴシック"/>
           <w:b w:val="0"/>
           <w:color w:val="4A3F38"/>
           <w:sz w:val="21"/>
@@ -512,7 +512,7 @@
       </w:pPr>
       <w:r>
         <w:rPr>
-          <w:rFonts w:ascii="BIZ UDゴシック" w:hAnsi="BIZ UDゴシック" w:eastAsia="BIZ UDゴシック" w:cs="BIZ UDゴシック"/>
+          <w:rFonts w:ascii="BIZ UDPゴシック" w:hAnsi="BIZ UDPゴシック" w:eastAsia="BIZ UDPゴシック" w:cs="BIZ UDPゴシック"/>
           <w:b w:val="0"/>
           <w:color w:val="4A3F38"/>
           <w:sz w:val="21"/>
@@ -521,7 +521,7 @@
       </w:r>
       <w:r>
         <w:rPr>
-          <w:rFonts w:ascii="BIZ UDゴシック" w:hAnsi="BIZ UDゴシック" w:eastAsia="BIZ UDゴシック" w:cs="BIZ UDゴシック"/>
+          <w:rFonts w:ascii="BIZ UDPゴシック" w:hAnsi="BIZ UDPゴシック" w:eastAsia="BIZ UDPゴシック" w:cs="BIZ UDPゴシック"/>
           <w:b/>
           <w:color w:val="B9791F"/>
           <w:sz w:val="21"/>
@@ -530,7 +530,7 @@
       </w:r>
       <w:r>
         <w:rPr>
-          <w:rFonts w:ascii="BIZ UDゴシック" w:hAnsi="BIZ UDゴシック" w:eastAsia="BIZ UDゴシック" w:cs="BIZ UDゴシック"/>
+          <w:rFonts w:ascii="BIZ UDPゴシック" w:hAnsi="BIZ UDPゴシック" w:eastAsia="BIZ UDPゴシック" w:cs="BIZ UDPゴシック"/>
           <w:b w:val="0"/>
           <w:color w:val="4A3F38"/>
           <w:sz w:val="21"/>
@@ -539,7 +539,7 @@
       </w:r>
       <w:r>
         <w:rPr>
-          <w:rFonts w:ascii="BIZ UDゴシック" w:hAnsi="BIZ UDゴシック" w:eastAsia="BIZ UDゴシック" w:cs="BIZ UDゴシック"/>
+          <w:rFonts w:ascii="BIZ UDPゴシック" w:hAnsi="BIZ UDPゴシック" w:eastAsia="BIZ UDPゴシック" w:cs="BIZ UDPゴシック"/>
           <w:b/>
           <w:color w:val="B9791F"/>
           <w:sz w:val="21"/>
@@ -548,7 +548,7 @@
       </w:r>
       <w:r>
         <w:rPr>
-          <w:rFonts w:ascii="BIZ UDゴシック" w:hAnsi="BIZ UDゴシック" w:eastAsia="BIZ UDゴシック" w:cs="BIZ UDゴシック"/>
+          <w:rFonts w:ascii="BIZ UDPゴシック" w:hAnsi="BIZ UDPゴシック" w:eastAsia="BIZ UDPゴシック" w:cs="BIZ UDPゴシック"/>
           <w:b w:val="0"/>
           <w:color w:val="4A3F38"/>
           <w:sz w:val="21"/>
@@ -565,7 +565,7 @@
       </w:pPr>
       <w:r>
         <w:rPr>
-          <w:rFonts w:ascii="BIZ UDゴシック" w:hAnsi="BIZ UDゴシック" w:eastAsia="BIZ UDゴシック" w:cs="BIZ UDゴシック"/>
+          <w:rFonts w:ascii="BIZ UDPゴシック" w:hAnsi="BIZ UDPゴシック" w:eastAsia="BIZ UDPゴシック" w:cs="BIZ UDPゴシック"/>
           <w:b/>
           <w:color w:val="B9791F"/>
           <w:sz w:val="22"/>
@@ -574,7 +574,7 @@
       </w:r>
       <w:r>
         <w:rPr>
-          <w:rFonts w:ascii="BIZ UDゴシック" w:hAnsi="BIZ UDゴシック" w:eastAsia="BIZ UDゴシック" w:cs="BIZ UDゴシック"/>
+          <w:rFonts w:ascii="BIZ UDPゴシック" w:hAnsi="BIZ UDPゴシック" w:eastAsia="BIZ UDPゴシック" w:cs="BIZ UDPゴシック"/>
           <w:b/>
           <w:color w:val="1F5C56"/>
           <w:sz w:val="24"/>
@@ -589,7 +589,7 @@
       </w:pPr>
       <w:r>
         <w:rPr>
-          <w:rFonts w:ascii="BIZ UDゴシック" w:hAnsi="BIZ UDゴシック" w:eastAsia="BIZ UDゴシック" w:cs="BIZ UDゴシック"/>
+          <w:rFonts w:ascii="BIZ UDPゴシック" w:hAnsi="BIZ UDPゴシック" w:eastAsia="BIZ UDPゴシック" w:cs="BIZ UDPゴシック"/>
           <w:b w:val="0"/>
           <w:color w:val="4A3F38"/>
           <w:sz w:val="21"/>
@@ -598,7 +598,7 @@
       </w:r>
       <w:r>
         <w:rPr>
-          <w:rFonts w:ascii="BIZ UDゴシック" w:hAnsi="BIZ UDゴシック" w:eastAsia="BIZ UDゴシック" w:cs="BIZ UDゴシック"/>
+          <w:rFonts w:ascii="BIZ UDPゴシック" w:hAnsi="BIZ UDPゴシック" w:eastAsia="BIZ UDPゴシック" w:cs="BIZ UDPゴシック"/>
           <w:b/>
           <w:color w:val="B9791F"/>
           <w:sz w:val="21"/>
@@ -607,7 +607,7 @@
       </w:r>
       <w:r>
         <w:rPr>
-          <w:rFonts w:ascii="BIZ UDゴシック" w:hAnsi="BIZ UDゴシック" w:eastAsia="BIZ UDゴシック" w:cs="BIZ UDゴシック"/>
+          <w:rFonts w:ascii="BIZ UDPゴシック" w:hAnsi="BIZ UDPゴシック" w:eastAsia="BIZ UDPゴシック" w:cs="BIZ UDPゴシック"/>
           <w:b w:val="0"/>
           <w:color w:val="4A3F38"/>
           <w:sz w:val="21"/>
@@ -622,7 +622,7 @@
       </w:pPr>
       <w:r>
         <w:rPr>
-          <w:rFonts w:ascii="BIZ UDゴシック" w:hAnsi="BIZ UDゴシック" w:eastAsia="BIZ UDゴシック" w:cs="BIZ UDゴシック"/>
+          <w:rFonts w:ascii="BIZ UDPゴシック" w:hAnsi="BIZ UDPゴシック" w:eastAsia="BIZ UDPゴシック" w:cs="BIZ UDPゴシック"/>
           <w:b w:val="0"/>
           <w:color w:val="4A3F38"/>
           <w:sz w:val="21"/>
@@ -631,7 +631,7 @@
       </w:r>
       <w:r>
         <w:rPr>
-          <w:rFonts w:ascii="BIZ UDゴシック" w:hAnsi="BIZ UDゴシック" w:eastAsia="BIZ UDゴシック" w:cs="BIZ UDゴシック"/>
+          <w:rFonts w:ascii="BIZ UDPゴシック" w:hAnsi="BIZ UDPゴシック" w:eastAsia="BIZ UDPゴシック" w:cs="BIZ UDPゴシック"/>
           <w:b/>
           <w:color w:val="B9791F"/>
           <w:sz w:val="21"/>
@@ -640,7 +640,7 @@
       </w:r>
       <w:r>
         <w:rPr>
-          <w:rFonts w:ascii="BIZ UDゴシック" w:hAnsi="BIZ UDゴシック" w:eastAsia="BIZ UDゴシック" w:cs="BIZ UDゴシック"/>
+          <w:rFonts w:ascii="BIZ UDPゴシック" w:hAnsi="BIZ UDPゴシック" w:eastAsia="BIZ UDPゴシック" w:cs="BIZ UDPゴシック"/>
           <w:b w:val="0"/>
           <w:color w:val="4A3F38"/>
           <w:sz w:val="21"/>
@@ -655,7 +655,7 @@
       </w:pPr>
       <w:r>
         <w:rPr>
-          <w:rFonts w:ascii="BIZ UDゴシック" w:hAnsi="BIZ UDゴシック" w:eastAsia="BIZ UDゴシック" w:cs="BIZ UDゴシック"/>
+          <w:rFonts w:ascii="BIZ UDPゴシック" w:hAnsi="BIZ UDPゴシック" w:eastAsia="BIZ UDPゴシック" w:cs="BIZ UDPゴシック"/>
           <w:b w:val="0"/>
           <w:color w:val="4A3F38"/>
           <w:sz w:val="21"/>
@@ -664,7 +664,7 @@
       </w:r>
       <w:r>
         <w:rPr>
-          <w:rFonts w:ascii="BIZ UDゴシック" w:hAnsi="BIZ UDゴシック" w:eastAsia="BIZ UDゴシック" w:cs="BIZ UDゴシック"/>
+          <w:rFonts w:ascii="BIZ UDPゴシック" w:hAnsi="BIZ UDPゴシック" w:eastAsia="BIZ UDPゴシック" w:cs="BIZ UDPゴシック"/>
           <w:b/>
           <w:color w:val="B9791F"/>
           <w:sz w:val="21"/>
@@ -673,7 +673,7 @@
       </w:r>
       <w:r>
         <w:rPr>
-          <w:rFonts w:ascii="BIZ UDゴシック" w:hAnsi="BIZ UDゴシック" w:eastAsia="BIZ UDゴシック" w:cs="BIZ UDゴシック"/>
+          <w:rFonts w:ascii="BIZ UDPゴシック" w:hAnsi="BIZ UDPゴシック" w:eastAsia="BIZ UDPゴシック" w:cs="BIZ UDPゴシック"/>
           <w:b w:val="0"/>
           <w:color w:val="4A3F38"/>
           <w:sz w:val="21"/>
@@ -688,7 +688,7 @@
       </w:pPr>
       <w:r>
         <w:rPr>
-          <w:rFonts w:ascii="BIZ UDゴシック" w:hAnsi="BIZ UDゴシック" w:eastAsia="BIZ UDゴシック" w:cs="BIZ UDゴシック"/>
+          <w:rFonts w:ascii="BIZ UDPゴシック" w:hAnsi="BIZ UDPゴシック" w:eastAsia="BIZ UDPゴシック" w:cs="BIZ UDPゴシック"/>
           <w:b w:val="0"/>
           <w:color w:val="4A3F38"/>
           <w:sz w:val="21"/>
@@ -697,7 +697,7 @@
       </w:r>
       <w:r>
         <w:rPr>
-          <w:rFonts w:ascii="BIZ UDゴシック" w:hAnsi="BIZ UDゴシック" w:eastAsia="BIZ UDゴシック" w:cs="BIZ UDゴシック"/>
+          <w:rFonts w:ascii="BIZ UDPゴシック" w:hAnsi="BIZ UDPゴシック" w:eastAsia="BIZ UDPゴシック" w:cs="BIZ UDPゴシック"/>
           <w:b/>
           <w:color w:val="B9791F"/>
           <w:sz w:val="21"/>
@@ -706,7 +706,7 @@
       </w:r>
       <w:r>
         <w:rPr>
-          <w:rFonts w:ascii="BIZ UDゴシック" w:hAnsi="BIZ UDゴシック" w:eastAsia="BIZ UDゴシック" w:cs="BIZ UDゴシック"/>
+          <w:rFonts w:ascii="BIZ UDPゴシック" w:hAnsi="BIZ UDPゴシック" w:eastAsia="BIZ UDPゴシック" w:cs="BIZ UDPゴシック"/>
           <w:b w:val="0"/>
           <w:color w:val="4A3F38"/>
           <w:sz w:val="21"/>
@@ -721,7 +721,7 @@
       </w:pPr>
       <w:r>
         <w:rPr>
-          <w:rFonts w:ascii="BIZ UDゴシック" w:hAnsi="BIZ UDゴシック" w:eastAsia="BIZ UDゴシック" w:cs="BIZ UDゴシック"/>
+          <w:rFonts w:ascii="BIZ UDPゴシック" w:hAnsi="BIZ UDPゴシック" w:eastAsia="BIZ UDPゴシック" w:cs="BIZ UDPゴシック"/>
           <w:b w:val="0"/>
           <w:color w:val="4A3F38"/>
           <w:sz w:val="21"/>
@@ -730,7 +730,7 @@
       </w:r>
       <w:r>
         <w:rPr>
-          <w:rFonts w:ascii="BIZ UDゴシック" w:hAnsi="BIZ UDゴシック" w:eastAsia="BIZ UDゴシック" w:cs="BIZ UDゴシック"/>
+          <w:rFonts w:ascii="BIZ UDPゴシック" w:hAnsi="BIZ UDPゴシック" w:eastAsia="BIZ UDPゴシック" w:cs="BIZ UDPゴシック"/>
           <w:b/>
           <w:color w:val="B9791F"/>
           <w:sz w:val="21"/>
@@ -739,7 +739,7 @@
       </w:r>
       <w:r>
         <w:rPr>
-          <w:rFonts w:ascii="BIZ UDゴシック" w:hAnsi="BIZ UDゴシック" w:eastAsia="BIZ UDゴシック" w:cs="BIZ UDゴシック"/>
+          <w:rFonts w:ascii="BIZ UDPゴシック" w:hAnsi="BIZ UDPゴシック" w:eastAsia="BIZ UDPゴシック" w:cs="BIZ UDPゴシック"/>
           <w:b w:val="0"/>
           <w:color w:val="4A3F38"/>
           <w:sz w:val="21"/>
@@ -756,7 +756,7 @@
       </w:pPr>
       <w:r>
         <w:rPr>
-          <w:rFonts w:ascii="BIZ UDゴシック" w:hAnsi="BIZ UDゴシック" w:eastAsia="BIZ UDゴシック" w:cs="BIZ UDゴシック"/>
+          <w:rFonts w:ascii="BIZ UDPゴシック" w:hAnsi="BIZ UDPゴシック" w:eastAsia="BIZ UDPゴシック" w:cs="BIZ UDPゴシック"/>
           <w:b/>
           <w:color w:val="B9791F"/>
           <w:sz w:val="22"/>
@@ -765,7 +765,7 @@
       </w:r>
       <w:r>
         <w:rPr>
-          <w:rFonts w:ascii="BIZ UDゴシック" w:hAnsi="BIZ UDゴシック" w:eastAsia="BIZ UDゴシック" w:cs="BIZ UDゴシック"/>
+          <w:rFonts w:ascii="BIZ UDPゴシック" w:hAnsi="BIZ UDPゴシック" w:eastAsia="BIZ UDPゴシック" w:cs="BIZ UDPゴシック"/>
           <w:b/>
           <w:color w:val="1F5C56"/>
           <w:sz w:val="24"/>
@@ -780,7 +780,7 @@
       </w:pPr>
       <w:r>
         <w:rPr>
-          <w:rFonts w:ascii="BIZ UDゴシック" w:hAnsi="BIZ UDゴシック" w:eastAsia="BIZ UDゴシック" w:cs="BIZ UDゴシック"/>
+          <w:rFonts w:ascii="BIZ UDPゴシック" w:hAnsi="BIZ UDPゴシック" w:eastAsia="BIZ UDPゴシック" w:cs="BIZ UDPゴシック"/>
           <w:b/>
           <w:color w:val="B9791F"/>
           <w:sz w:val="21"/>
@@ -789,7 +789,7 @@
       </w:r>
       <w:r>
         <w:rPr>
-          <w:rFonts w:ascii="BIZ UDゴシック" w:hAnsi="BIZ UDゴシック" w:eastAsia="BIZ UDゴシック" w:cs="BIZ UDゴシック"/>
+          <w:rFonts w:ascii="BIZ UDPゴシック" w:hAnsi="BIZ UDPゴシック" w:eastAsia="BIZ UDPゴシック" w:cs="BIZ UDPゴシック"/>
           <w:b w:val="0"/>
           <w:color w:val="4A3F38"/>
           <w:sz w:val="21"/>
@@ -804,7 +804,7 @@
       </w:pPr>
       <w:r>
         <w:rPr>
-          <w:rFonts w:ascii="BIZ UDゴシック" w:hAnsi="BIZ UDゴシック" w:eastAsia="BIZ UDゴシック" w:cs="BIZ UDゴシック"/>
+          <w:rFonts w:ascii="BIZ UDPゴシック" w:hAnsi="BIZ UDPゴシック" w:eastAsia="BIZ UDPゴシック" w:cs="BIZ UDPゴシック"/>
           <w:b/>
           <w:color w:val="B9791F"/>
           <w:sz w:val="21"/>
@@ -813,7 +813,7 @@
       </w:r>
       <w:r>
         <w:rPr>
-          <w:rFonts w:ascii="BIZ UDゴシック" w:hAnsi="BIZ UDゴシック" w:eastAsia="BIZ UDゴシック" w:cs="BIZ UDゴシック"/>
+          <w:rFonts w:ascii="BIZ UDPゴシック" w:hAnsi="BIZ UDPゴシック" w:eastAsia="BIZ UDPゴシック" w:cs="BIZ UDPゴシック"/>
           <w:b w:val="0"/>
           <w:color w:val="4A3F38"/>
           <w:sz w:val="21"/>
@@ -857,7 +857,7 @@
             </w:pPr>
             <w:r>
               <w:rPr>
-                <w:rFonts w:ascii="BIZ UDゴシック" w:hAnsi="BIZ UDゴシック" w:eastAsia="BIZ UDゴシック" w:cs="BIZ UDゴシック"/>
+                <w:rFonts w:ascii="BIZ UDPゴシック" w:hAnsi="BIZ UDPゴシック" w:eastAsia="BIZ UDPゴシック" w:cs="BIZ UDPゴシック"/>
                 <w:b/>
                 <w:color w:val="B9791F"/>
                 <w:sz w:val="21"/>
@@ -866,7 +866,7 @@
             </w:r>
             <w:r>
               <w:rPr>
-                <w:rFonts w:ascii="BIZ UDゴシック" w:hAnsi="BIZ UDゴシック" w:eastAsia="BIZ UDゴシック" w:cs="BIZ UDゴシック"/>
+                <w:rFonts w:ascii="BIZ UDPゴシック" w:hAnsi="BIZ UDPゴシック" w:eastAsia="BIZ UDPゴシック" w:cs="BIZ UDPゴシック"/>
                 <w:b/>
                 <w:color w:val="1F5C56"/>
                 <w:sz w:val="22"/>
@@ -880,7 +880,7 @@
             </w:pPr>
             <w:r>
               <w:rPr>
-                <w:rFonts w:ascii="BIZ UDゴシック" w:hAnsi="BIZ UDゴシック" w:eastAsia="BIZ UDゴシック" w:cs="BIZ UDゴシック"/>
+                <w:rFonts w:ascii="BIZ UDPゴシック" w:hAnsi="BIZ UDPゴシック" w:eastAsia="BIZ UDPゴシック" w:cs="BIZ UDPゴシック"/>
                 <w:b w:val="0"/>
                 <w:color w:val="4A3F38"/>
                 <w:sz w:val="20"/>
@@ -889,7 +889,7 @@
             </w:r>
             <w:r>
               <w:rPr>
-                <w:rFonts w:ascii="BIZ UDゴシック" w:hAnsi="BIZ UDゴシック" w:eastAsia="BIZ UDゴシック" w:cs="BIZ UDゴシック"/>
+                <w:rFonts w:ascii="BIZ UDPゴシック" w:hAnsi="BIZ UDPゴシック" w:eastAsia="BIZ UDPゴシック" w:cs="BIZ UDPゴシック"/>
                 <w:b/>
                 <w:color w:val="B9791F"/>
                 <w:sz w:val="20"/>
@@ -898,7 +898,7 @@
             </w:r>
             <w:r>
               <w:rPr>
-                <w:rFonts w:ascii="BIZ UDゴシック" w:hAnsi="BIZ UDゴシック" w:eastAsia="BIZ UDゴシック" w:cs="BIZ UDゴシック"/>
+                <w:rFonts w:ascii="BIZ UDPゴシック" w:hAnsi="BIZ UDPゴシック" w:eastAsia="BIZ UDPゴシック" w:cs="BIZ UDPゴシック"/>
                 <w:b w:val="0"/>
                 <w:color w:val="4A3F38"/>
                 <w:sz w:val="20"/>
@@ -915,7 +915,7 @@
       </w:pPr>
       <w:r>
         <w:rPr>
-          <w:rFonts w:ascii="BIZ UDゴシック" w:hAnsi="BIZ UDゴシック" w:eastAsia="BIZ UDゴシック" w:cs="BIZ UDゴシック"/>
+          <w:rFonts w:ascii="BIZ UDPゴシック" w:hAnsi="BIZ UDPゴシック" w:eastAsia="BIZ UDPゴシック" w:cs="BIZ UDPゴシック"/>
           <w:b w:val="0"/>
           <w:color w:val="4A3F38"/>
           <w:sz w:val="12"/>
@@ -931,7 +931,7 @@
       </w:pPr>
       <w:r>
         <w:rPr>
-          <w:rFonts w:ascii="BIZ UDゴシック" w:hAnsi="BIZ UDゴシック" w:eastAsia="BIZ UDゴシック" w:cs="BIZ UDゴシック"/>
+          <w:rFonts w:ascii="BIZ UDPゴシック" w:hAnsi="BIZ UDPゴシック" w:eastAsia="BIZ UDPゴシック" w:cs="BIZ UDPゴシック"/>
           <w:b/>
           <w:color w:val="1F5C56"/>
           <w:sz w:val="20"/>
@@ -946,7 +946,7 @@
       </w:pPr>
       <w:r>
         <w:rPr>
-          <w:rFonts w:ascii="BIZ UDゴシック" w:hAnsi="BIZ UDゴシック" w:eastAsia="BIZ UDゴシック" w:cs="BIZ UDゴシック"/>
+          <w:rFonts w:ascii="BIZ UDPゴシック" w:hAnsi="BIZ UDPゴシック" w:eastAsia="BIZ UDPゴシック" w:cs="BIZ UDPゴシック"/>
           <w:b w:val="0"/>
           <w:color w:val="8C7F76"/>
           <w:sz w:val="17"/>
@@ -961,7 +961,7 @@
       </w:pPr>
       <w:r>
         <w:rPr>
-          <w:rFonts w:ascii="BIZ UDゴシック" w:hAnsi="BIZ UDゴシック" w:eastAsia="BIZ UDゴシック" w:cs="BIZ UDゴシック"/>
+          <w:rFonts w:ascii="BIZ UDPゴシック" w:hAnsi="BIZ UDPゴシック" w:eastAsia="BIZ UDPゴシック" w:cs="BIZ UDPゴシック"/>
           <w:b w:val="0"/>
           <w:color w:val="8C7F76"/>
           <w:sz w:val="17"/>
@@ -976,7 +976,7 @@
       </w:pPr>
       <w:r>
         <w:rPr>
-          <w:rFonts w:ascii="BIZ UDゴシック" w:hAnsi="BIZ UDゴシック" w:eastAsia="BIZ UDゴシック" w:cs="BIZ UDゴシック"/>
+          <w:rFonts w:ascii="BIZ UDPゴシック" w:hAnsi="BIZ UDPゴシック" w:eastAsia="BIZ UDPゴシック" w:cs="BIZ UDPゴシック"/>
           <w:b w:val="0"/>
           <w:color w:val="8C7F76"/>
           <w:sz w:val="17"/>
@@ -988,7 +988,7 @@
       <w:pPr/>
       <w:r>
         <w:rPr>
-          <w:rFonts w:ascii="BIZ UDゴシック" w:hAnsi="BIZ UDゴシック" w:eastAsia="BIZ UDゴシック" w:cs="BIZ UDゴシック"/>
+          <w:rFonts w:ascii="BIZ UDPゴシック" w:hAnsi="BIZ UDPゴシック" w:eastAsia="BIZ UDPゴシック" w:cs="BIZ UDPゴシック"/>
           <w:b w:val="0"/>
           <w:color w:val="8C7F76"/>
           <w:sz w:val="17"/>
@@ -1003,7 +1003,7 @@
       </w:pPr>
       <w:r>
         <w:rPr>
-          <w:rFonts w:ascii="BIZ UDゴシック" w:hAnsi="BIZ UDゴシック" w:eastAsia="BIZ UDゴシック" w:cs="BIZ UDゴシック"/>
+          <w:rFonts w:ascii="BIZ UDPゴシック" w:hAnsi="BIZ UDPゴシック" w:eastAsia="BIZ UDPゴシック" w:cs="BIZ UDPゴシック"/>
           <w:b w:val="0"/>
           <w:color w:val="8C7F76"/>
           <w:sz w:val="17"/>
@@ -1018,7 +1018,7 @@
       </w:pPr>
       <w:r>
         <w:rPr>
-          <w:rFonts w:ascii="BIZ UDゴシック" w:hAnsi="BIZ UDゴシック" w:eastAsia="BIZ UDゴシック" w:cs="BIZ UDゴシック"/>
+          <w:rFonts w:ascii="BIZ UDPゴシック" w:hAnsi="BIZ UDPゴシック" w:eastAsia="BIZ UDPゴシック" w:cs="BIZ UDPゴシック"/>
           <w:b w:val="0"/>
           <w:color w:val="8C7F76"/>
           <w:sz w:val="17"/>
@@ -1033,7 +1033,7 @@
       </w:pPr>
       <w:r>
         <w:rPr>
-          <w:rFonts w:ascii="BIZ UDゴシック" w:hAnsi="BIZ UDゴシック" w:eastAsia="BIZ UDゴシック" w:cs="BIZ UDゴシック"/>
+          <w:rFonts w:ascii="BIZ UDPゴシック" w:hAnsi="BIZ UDPゴシック" w:eastAsia="BIZ UDPゴシック" w:cs="BIZ UDPゴシック"/>
           <w:b w:val="0"/>
           <w:color w:val="8C7F76"/>
           <w:sz w:val="17"/>
@@ -1047,7 +1047,7 @@
       </w:pPr>
       <w:r>
         <w:rPr>
-          <w:rFonts w:ascii="BIZ UDゴシック" w:hAnsi="BIZ UDゴシック" w:eastAsia="BIZ UDゴシック" w:cs="BIZ UDゴシック"/>
+          <w:rFonts w:ascii="BIZ UDPゴシック" w:hAnsi="BIZ UDPゴシック" w:eastAsia="BIZ UDPゴシック" w:cs="BIZ UDPゴシック"/>
           <w:b w:val="0"/>
           <w:color w:val="8C7F76"/>
           <w:sz w:val="17"/>
@@ -1091,7 +1091,7 @@
             </w:pPr>
             <w:r>
               <w:rPr>
-                <w:rFonts w:ascii="BIZ UDゴシック" w:hAnsi="BIZ UDゴシック" w:eastAsia="BIZ UDゴシック" w:cs="BIZ UDゴシック"/>
+                <w:rFonts w:ascii="BIZ UDPゴシック" w:hAnsi="BIZ UDPゴシック" w:eastAsia="BIZ UDPゴシック" w:cs="BIZ UDPゴシック"/>
                 <w:b/>
                 <w:color w:val="1F5C56"/>
                 <w:sz w:val="21"/>
@@ -1105,7 +1105,7 @@
             </w:pPr>
             <w:r>
               <w:rPr>
-                <w:rFonts w:ascii="BIZ UDゴシック" w:hAnsi="BIZ UDゴシック" w:eastAsia="BIZ UDゴシック" w:cs="BIZ UDゴシック"/>
+                <w:rFonts w:ascii="BIZ UDPゴシック" w:hAnsi="BIZ UDPゴシック" w:eastAsia="BIZ UDPゴシック" w:cs="BIZ UDPゴシック"/>
                 <w:b w:val="0"/>
                 <w:color w:val="4A3F38"/>
                 <w:sz w:val="20"/>
@@ -1119,7 +1119,7 @@
             </w:pPr>
             <w:r>
               <w:rPr>
-                <w:rFonts w:ascii="BIZ UDゴシック" w:hAnsi="BIZ UDゴシック" w:eastAsia="BIZ UDゴシック" w:cs="BIZ UDゴシック"/>
+                <w:rFonts w:ascii="BIZ UDPゴシック" w:hAnsi="BIZ UDPゴシック" w:eastAsia="BIZ UDPゴシック" w:cs="BIZ UDPゴシック"/>
                 <w:b/>
                 <w:color w:val="1F5C56"/>
                 <w:sz w:val="19"/>
@@ -1133,7 +1133,7 @@
             </w:pPr>
             <w:r>
               <w:rPr>
-                <w:rFonts w:ascii="BIZ UDゴシック" w:hAnsi="BIZ UDゴシック" w:eastAsia="BIZ UDゴシック" w:cs="BIZ UDゴシック"/>
+                <w:rFonts w:ascii="BIZ UDPゴシック" w:hAnsi="BIZ UDPゴシック" w:eastAsia="BIZ UDPゴシック" w:cs="BIZ UDPゴシック"/>
                 <w:b w:val="0"/>
                 <w:color w:val="8C7F76"/>
                 <w:sz w:val="18"/>
@@ -1147,7 +1147,7 @@
             </w:pPr>
             <w:r>
               <w:rPr>
-                <w:rFonts w:ascii="BIZ UDゴシック" w:hAnsi="BIZ UDゴシック" w:eastAsia="BIZ UDゴシック" w:cs="BIZ UDゴシック"/>
+                <w:rFonts w:ascii="BIZ UDPゴシック" w:hAnsi="BIZ UDPゴシック" w:eastAsia="BIZ UDPゴシック" w:cs="BIZ UDPゴシック"/>
                 <w:b w:val="0"/>
                 <w:color w:val="8C7F76"/>
                 <w:sz w:val="18"/>
@@ -1164,7 +1164,7 @@
       </w:pPr>
       <w:r>
         <w:rPr>
-          <w:rFonts w:ascii="BIZ UDゴシック" w:hAnsi="BIZ UDゴシック" w:eastAsia="BIZ UDゴシック" w:cs="BIZ UDゴシック"/>
+          <w:rFonts w:ascii="BIZ UDPゴシック" w:hAnsi="BIZ UDPゴシック" w:eastAsia="BIZ UDPゴシック" w:cs="BIZ UDPゴシック"/>
           <w:b w:val="0"/>
           <w:color w:val="4A3F38"/>
           <w:sz w:val="8"/>
@@ -1192,7 +1192,7 @@
     </w:pPr>
     <w:r>
       <w:rPr>
-        <w:rFonts w:ascii="BIZ UDゴシック" w:hAnsi="BIZ UDゴシック" w:eastAsia="BIZ UDゴシック" w:cs="BIZ UDゴシック"/>
+        <w:rFonts w:ascii="BIZ UDPゴシック" w:hAnsi="BIZ UDPゴシック" w:eastAsia="BIZ UDPゴシック" w:cs="BIZ UDPゴシック"/>
         <w:b w:val="0"/>
         <w:color w:val="8C7F76"/>
         <w:sz w:val="16"/>
@@ -1201,7 +1201,7 @@
     </w:r>
     <w:r>
       <w:rPr>
-        <w:rFonts w:ascii="BIZ UDゴシック" w:hAnsi="BIZ UDゴシック" w:eastAsia="BIZ UDゴシック" w:cs="BIZ UDゴシック"/>
+        <w:rFonts w:ascii="BIZ UDPゴシック" w:hAnsi="BIZ UDPゴシック" w:eastAsia="BIZ UDPゴシック" w:cs="BIZ UDPゴシック"/>
         <w:b w:val="0"/>
         <w:color w:val="8C7F76"/>
         <w:sz w:val="18"/>
@@ -1581,7 +1581,7 @@
       <w:spacing w:line="300" w:lineRule="auto" w:after="60"/>
     </w:pPr>
     <w:rPr>
-      <w:rFonts w:ascii="BIZ UDゴシック" w:hAnsi="BIZ UDゴシック" w:eastAsia="BIZ UDゴシック"/>
+      <w:rFonts w:ascii="BIZ UDPゴシック" w:hAnsi="BIZ UDPゴシック" w:eastAsia="BIZ UDPゴシック"/>
       <w:color w:val="4A3F38"/>
       <w:sz w:val="21"/>
     </w:rPr>
